--- a/example_articles/setting/Rural/1.setting_Rural_New_York_Times.docx
+++ b/example_articles/setting/Rural/1.setting_Rural_New_York_Times.docx
@@ -29,17 +29,17 @@
     </w:p>
     <w:p>
       <w:r>
-        <w:t>Source File: NYT/49.DOCX</w:t>
+        <w:t>Source file: NYT/49.DOCX</w:t>
       </w:r>
     </w:p>
     <w:p>
       <w:r>
-        <w:t>Raw locations result: ['Connecticut']</w:t>
+        <w:t>Raw locations result, 'locations': ['Connecticut']</w:t>
       </w:r>
     </w:p>
     <w:p>
       <w:r>
-        <w:t>setting_stand_flat (Standardized): Rural</w:t>
+        <w:t>Standardized locations result, 'setting_stand_flat': Rural</w:t>
       </w:r>
     </w:p>
     <w:p>

--- a/example_articles/setting/Rural/1.setting_Rural_New_York_Times.docx
+++ b/example_articles/setting/Rural/1.setting_Rural_New_York_Times.docx
@@ -7,9 +7,7 @@
         <w:pStyle w:val="Heading1"/>
       </w:pPr>
       <w:r>
-        <w:t>UPHEAVAL IN THE EAST: Poland;</w:t>
-        <w:br/>
-        <w:t>Calling Party Too Weak to Go On, Polish Communists Act to Disband</w:t>
+        <w:t>Tenderhearted Men: Lonesome, Sad and Blue</w:t>
       </w:r>
     </w:p>
     <w:p>
@@ -19,22 +17,22 @@
     </w:p>
     <w:p>
       <w:r>
-        <w:t>Date: 1990-01-28</w:t>
+        <w:t>Date: 1990-09-16</w:t>
       </w:r>
     </w:p>
     <w:p>
       <w:r>
-        <w:t>Section: Section 1; Part 1, Page 1, Column 3; Foreign Desk</w:t>
+        <w:t>Section: Section 7; Page 1, Column 1; Book Review Desk</w:t>
       </w:r>
     </w:p>
     <w:p>
       <w:r>
-        <w:t>Source file: NYT/49.DOCX</w:t>
+        <w:t>Source file: NYT/54.DOCX</w:t>
       </w:r>
     </w:p>
     <w:p>
       <w:r>
-        <w:t>Raw locations result, 'locations': ['Connecticut']</w:t>
+        <w:t>Raw locations result, 'locations': ['Massachusetts']</w:t>
       </w:r>
     </w:p>
     <w:p>
@@ -51,91 +49,71 @@
     </w:p>
     <w:p>
       <w:r>
-        <w:t>Many of the 1,600 delegates at a Communist Party congress severely criticized their party today and moved toward dissolving it and replacing it with a new left-of-center political grouping.</w:t>
+        <w:t>There's a certain kind of American story that is characterized by a laconic surface and a tight-lipped speaking voice. The narrator in this story has been made inarticulate by modern life. Vulnerable to his own loneliness, he is forced into hard-boiled self-protection. His inexpressiveness is eloquent: the poetry of strong emotion trapped in confused and disintegrating times. Yet he longs for things to be other than they are. He yearns, in fact, for tender connection. Just behind the leanness and coolness of the prose lies the open - but doomed - expectation that romantic love saves. Settings vary and regional idioms intrude, but almost always it is men and women together that is being written about.</w:t>
         <w:br/>
-        <w:t>Party leaders acknowledged that the party had become too weak to run in free elections.</w:t>
+        <w:t>Fifty years ago the strongest version of this story was written by Ernest Hemingway. Today, it survives in the work of Raymond Carver, Richard Ford and Andre Dubus. One enormous difference obtains between the earlier writer and the later ones. Hemingway held an allegorical view of life in which women were idealized as the means of spiritual salvation, then condemned as agents of subversion. Raymond Carver, Richard Ford and Andre Dubus are neither sexists nor misanthropes. On the contrary: tenderness of heart is their signature trait. These men share an acute sense of the compatriot nature of human suffering. Their women are fellow victims.</w:t>
         <w:br/>
-        <w:t>''The Communist Party's sources of strength and ability to regain popular trust have dwindled to the point of exhaustion,'' the party's leadership said in a declaration.</w:t>
+        <w:t>Nevertheless, from Hemingway to Andre Dubus, what is striking to a reader like myself is the extraordinarily fixed nature of what goes on between characters who are men and characters who are women. The narrator invariably subscribes to an idea of manhood that hasn't changed in half a century, and the women he knows seem to subscribe to similar notions. Their relations are the irreducible in the writing, the immutable circumstance from which the writer pulls his wisdom, his truth, his story. This sense of men and women struggling around together in dumb erotic need supplies Hemingway's three successors with a central metaphor. It arouses in each of them an astonishing capacity to respond to the desolation of ordinary lives in modern times. It gives them a strength of despair from which their powers derive. And it leaves me with the taste of ashes in my mouth.</w:t>
         <w:br/>
-        <w:t xml:space="preserve"> </w:t>
+        <w:t>There's a small Carver story called ''Are These Actual Miles?'' that illustrates perfectly what I mean. Toni and Leo are married. Leo has gone bankrupt. All that remains is the red convertible bought in the good years. Toni is being sent out to sell the car for the best price she can get. She leaves the house, dressed to kill, at 4 in the afternoon. Leo sits waiting for her return. Just after 9, she calls to say the sale is almost completed. He hears music in the background. ''Where are you?'' he asks nervously. After a bit more conversation, she hangs up. A while later she calls again: Any minute now, honey. ''Come home,'' he pleads. She hangs up. Two or three hours later, another call. He's frantic. At dawn she comes in drunk, with the check in her purse. He looks at her. ''Bankrupt!'' she screams, and passes out. Leo puts her to bed. After a while, he gets in beside her. Here are the final lines of the story:</w:t>
         <w:br/>
-        <w:t>Final Chapter of Decline</w:t>
+        <w:t>''Presently he reaches out his hand and touches her hip. . . . He runs his fingers over her hip and feels the stretch marks there. They are like roads, and he traces them in her flesh. He runs his fingers back and forth, first one, then another. They run everywhere in her flesh, dozens, perhaps hundreds of them. He remembers waking up the morning after they bought the car, seeing it, there in the drive, in the sun, gleaming.''</w:t>
         <w:br/>
-        <w:t>''The new party must not be in any way a continuation of the Communist Party, which had adopted the mentality of the Stalinist era,'' said Mieczyslaw F. Rakowski, a former Prime Minister, who is now head of the party.</w:t>
+        <w:t>Her stretch marks, his convertible: it comes finally to that. The story, like much of Carver's fiction, is permeated with the nakedness of the moment. This is Carver's great strength: stunning immediacy, remarkable pathos. No other American writer can make a reader feel as he does, right up against it when a character experiences loss of hope. It is impossible to resist the power of such writing, and while I'm reading the story I don't. But then I find myself turning away. The atmosphere congeals. I feel manipulated. These people fail to engage me. I cannot be persuaded that life between Toni and Leo was good when the convertible stood gleaming in the driveway. What's more, I don't think Carver thinks life was good then, either. I think he yearns to believe that it should have been good, not that it actually was. This yearning is the force behind his writing. What fuels the intensity of his gaze, the clarity with which he pares down the description, is not a shrewd insight into the way things actually are between this man and this woman but a terrible longing to describe things as they might have been - or should have been. The sense of loss here is original and primal, unmediated by adult experience.</w:t>
         <w:br/>
-        <w:t>The delegates were scheduled to vote late tonight or Sunday to dissolve. This would be the final chapter in the rapid decline of Poland's once-powerful Communist Party.</w:t>
+        <w:t>Connection between people like Toni and Leo is predicated on the existence of a world in which men and women conform to a romantic notion of themselves as men and women. These two have never been real to each other. They were bound to end in her stretch marks, his convertible. Carver knows that. Instead of being jolted by what he knows, startled into another posture, he feels only sad and bad. He mourns the loss of romantic possibility in each life; in Carver's work, story after story - ''What Do You Do in San Francisco?,'' ''Gazebo,'' ''They're Not Your Husband,'' ''Little Things,'' ''What We Talk About When We Talk About Love'' - is saturated in a wistful longing for an ideal tender connection that never was, and never can be. Carver's surrogate character seems always to be saying, ''But wouldn't it be lovely if it could have been otherwise?'' In short, the work is sentimental. Trapped inside that sentimentality is the struggle so many women and so many men are waging now to make sense of themselves as they actually are. The struggle has brought men-and-women-together into a new place; puzzling and painful, true, but new nonetheless. In the country of these stories not only is that place not on the map, it's as though the territory doesn't exist.</w:t>
         <w:br/>
-        <w:t>Its four-decade monopoly on power ended last September, when it ceded power to a Solidarity-led Government. In last June's legislative elections it was severely humiliated when it won only one of the 100 seats in the Polish Senate and received less than 5 percent of the vote in several districts. In April, new elections will be held for local and regional governments.</w:t>
+        <w:t>There's a novel by Richard Ford in which the narrating protagonist says, ''Women have always lightened my burdens, picked up my faltering spirits and exhilarated me with the old anything-goes feeling though anything doesn't go, of course, and never did. . . . [But now] . . . I have slipped for a moment out onto that plane where women can't help in the age-old ways. . . . Not that I've lost the old yen, just that the old yen seems suddenly defeatable by facts, the kind you can't sidestep - the essence of a small empty moment.'' Frank Bascombe delivers himself of this insight on page 61 of ''The Sportswriter'' and then goes on speaking until page 375 exactly as though he hadn't. Taking in his own experience is not what this man is about.</w:t>
         <w:br/>
-        <w:t xml:space="preserve"> </w:t>
+        <w:t>Frank came to New York in his 20's, from an anonymous American life that included Mississippi and the Midwest, because he'd written a book of stories that promised to commit him to a life of literature. But New York terrified him, and he couldn't keep up the writing. So he got married, became a sportswriter and moved to the suburbs. Frank tells us all this as though he himself is puzzled as to how this drastic turn of events came about. ''I had somehow lost my sense of anticipation at age twenty-five,'' he offers by way of explanation. ''And I had no more interest in what I might write next than I cared what a rock weighed on Mars.''</w:t>
         <w:br/>
-        <w:t>Youths Protest Outside</w:t>
+        <w:t>It's emblematic of the book that Frank, now 38 and divorced, can't figure out why things have turned out as they have, and finds his own ignorance strange and dreamy. ''Dreamy'' is his euphemism, the word he uses to describe the way he feels about almost everything: the end of serious writing, the death of his son, the breakup of his marriage, the love affairs that come to nothing. New York saddens him unbearably, and New Jersey gives him rest and relief. Everything else makes him dreamy.</w:t>
         <w:br/>
-        <w:t>As the delegates met in Warsaw's Palace of Culture, an intimidating Gothic skyscraper built by the Soviet Union in the 1950's, about 500 youths protested outside, with some of them throwing rocks. The police pushed them away as they yelled ''Down with the Communists!''</w:t>
+        <w:t>Frank Bascombe's depression is Richard Ford's weakness. Mr. Ford is in love with it. It is responsible for the tenderness he bears the men in his stories, nearly all of whom are drifters, pained and bewildered people driven by their own sad emptiness into prototypic American violence. Here, in ''The Sportswriter,'' Mr. Ford has abandoned dialect, so to speak, but the commuter and the drifter are the same man: lonely, confused, hurting. Especially confused. It's the bewilderment that touches Mr. Ford deeply. Frank's not knowing what is happening to him is the story Mr. Ford is telling - life inflicting itself on the most ordinary of men.</w:t>
         <w:br/>
-        <w:t>Political analysts said the Communist move to dissolve symbolized not only the collapse of the party's popularity but also a desperate effort to repackage and sell it as a palatable political alternative to Solidarity.</w:t>
+        <w:t>But there is so much Frank Bascombe could understand, and seems not to want to understand, that it is hard to trust his pain. For example, his perpetual dreaminess about the women in his life is unpersuasive. The novel begins with an affair. Frank tells us that he loves the dating ritual and that Vicki, a nurse from Texas, loves to let him love it. He also tells us that it is in Vicki's nature to put her faith ''more in objects than in essences. And in most ways that makes her the perfect companion.'' Then he tells us that he longs to run away with Vicki, to marry her and bliss out forever on her good-natured sexiness. Mr. Ford allows Frank to mock himself, to parody his own expectations of love, but Vicki is so unremittingly a fantasy that this entire episode seems only peculiar. The man who daydreams this kind of rescue is, somehow, not credible.</w:t>
         <w:br/>
-        <w:t>The same delegates who met today are scheduled to meet on Sunday to create a social democratic party that would seek to be like socialist parties in France, Italy and Spain. Nonetheless, many delegates say that personal and ideological differences between some party leaders could result in the formation of two or more new competing leftist parties.</w:t>
+        <w:t>At the end of the novel, Frank has another affair of a few months' duration, this time with a college girl who spends a summer at the magazine he works for. Toward the end of this one, Frank observes, ''I doubt ours is a true romance. I am too old for her; she is too smart for me. . . . I . . . have also been pleased to find out she is a modern enough girl not to think that I can make things better for her one way or another, even though I wish I could.'' Not true. He doesn't wish it at all. It's only errant wistfulness drowsing through him.</w:t>
         <w:br/>
-        <w:t xml:space="preserve"> </w:t>
+        <w:t>Between these two affairs, the novel gives us summarized evocations of other women Frank has slept with, or failed to sleep with. These women are spoken of in the way that we all speak of people who once caused sexual infatuation to bloom in us: not as real in themselves, reminders only of the aliveness we have felt in passion.</w:t>
         <w:br/>
-        <w:t>A Rare Concession</w:t>
+        <w:t>It is inconceivable in ''The Sportswriter'' that a person who is a woman should strike Frank simply as a familiar, as another human being floating around in the world, lost, empty, shocked to the bone by the way it's all turned out. He feels compassion for women but not empathy. At bottom, they do not remind him of himself. The only character in the book who even comes close is his ex-wife, and she, incredibly enough, is called X. It is X who brought on the divorce, X who found the emptiness between them unbearable, X who wanted to take another stab at living her life and, although she looks like a busy suburban mother, X too seems to be floundering and suffering. We can only deduce this from the hints Frank throws out. We never see X straight on. She is a shadowy figure, always at the periphery of Frank's vision. One would assume that he would know her well. But he doesn't. She is the ex-wife. In his mind, the people who embody his condition are other men he runs up against in a random fashion. There are these men, who are like himself, and then there are the women, who can no longer give comfort against the overwhelming force of life.</w:t>
         <w:br/>
-        <w:t>Mr. Rakowski's hourlong speech opening up the congress was a rare concession by a party leader about the mistakes made during Communist rule.</w:t>
+        <w:t>Andre Dubus, the most complex and least well known of the three, is the most articulate in the matter of men-and-women-together. A writer who yearns for Roman Catholicism, loves the Marines and suffers over the loss of permanence in marriage, Mr. Dubus makes the metaphor reach with as much ambition as did Hemingway. For nearly 20 years, he has been writing stories and novellas that are filled with this preoccupation. It runs like continuous current beneath the surface of his prose, providing his work with force and direction, and sometimes taking it down to a place where the waters are still, and very deep indeed. His is among the strongest writing now being done in American fiction. The strength both compels and disturbs, as the work describes with transparency a condition of life it seems, almost self-consciously, to resist making sense of.</w:t>
         <w:br/>
-        <w:t>He said Marxist socialism had ''caused the slowdown of economic development, the disappearance of incentives for innovation and effective work, and the formation of a strong bureauracy.''</w:t>
+        <w:t>Mr. Dubus's characters - blue-collar people who live in the old mill towns not far from Boston - are mechanics, waitresses, bartenders and construction workers. They have almost no conversation in them, and very little sense of things beyond their own immediate needs. They drink, they smoke, they make love: without a stop. Inevitably, the limitation of appetite becomes apparent, and they begin to suffer. When they suffer, they do terrible things to themselves, and to one another. There is nothing any of them can do to mitigate the suffering. They cannot educate themselves out of their lives; they can't leave home, and they can't get reborn. This situation is Mr. Dubus's subject, the thing he concentrates on with all his writer's might. His concentration is penetrating. We feel his people trapped in their lives so acutely that they enter into us.</w:t>
         <w:br/>
-        <w:t>Speaking in a majestic theater with bright red seats and white marble columns, he said that, ''the main weakness of the Communist movement and the source of all its failings was the abandonment of political democracy.''</w:t>
+        <w:t>The sympathetic detachment he brings to bear on the failure of marriage to mitigate the emptiness of soul lying in wait for his characters is Mr. Dubus's strongest quality. It is there in some of his best work: in the novel ''Voices From the Moon,'' as well as in the novellas ''Adultery'' and ''We Don't Live Here Anymore,'' in which the working class is deserted for a set of characters drawn from Mr. Dubus's own life. But working-class or middle-class, the people in these stories all suffer relentlessly from the same terrible surprise. It's the surprise one feels most vividly - because Mr. Dubus feels it. This failure of marriage has been a central experience for him, one that seems to have come unexpectedly and with a jolt. The shock and the immensity of it remain with him.</w:t>
         <w:br/>
-        <w:t>In recent days, Mr. Rakowski, First Secretary of the Polish United Workers Party, as the Communists are known here, has said he would be a candidate for the leadership of the new party that will emerge from the Communists' ashes. Today, however, with many delegates saying the new party should not be led by old faces, he announced that he would not be a candidate.</w:t>
+        <w:t>In ''Adultery,'' Hank and Edith meet as graduate students in Iowa. He's serious, she's not. He works passionately to make himself a writer, she only wants to be the girl he loves. They marry, have a child, and for Edith the years pass in contentment. Hank, meanwhile, is being eaten up by his life: he grows hungrier by the day, restless and ambitious for he knows not what. He begins an affair. Edith faces him down. He denies nothing. In fact, he tells her, he doesn't believe in monogamy. She is astonished and frightened. ''Why didn't I ever know any of this?'' she says. ''You never asked,'' he replies. He tells her to calm down; he says he loves her and wants to continue as a family. Only now, he adds, things are out in the open; there's no going back to their old way of being together. Edith is stricken, but she feels helpless. She agrees to an openly adulterous marriage: he will have lovers, she will have lovers. Five years pass. Then Edith takes as a lover a 40-year-old man who has just left the priesthood. She's the only woman Joe Ritchie has ever slept with. Joe is shocked by her marriage. He tells her she is living in sin, and if she stays with Hank she'll ''grow old in pieces.'' Slowly, she comes to see her life as her lover sees it. Within the year, Joe begins to die of cancer. Edith nurses him. Now, as he nears death, she is repelled by her marriage. She tells Joe she is divorcing her husband.</w:t>
         <w:br/>
-        <w:t>When he said that a new generation should take the helm, the sea of delegates who filled the brightly lighted hall erupted into a two-minute standing ovation. They were honoring not only Mr. Rakowski's years of service, but also the shared memories of the workers' party that had once generated huge idealistic hopes and to which they had devoted so much of their lives.</w:t>
+        <w:t>The genius lies with having given the story to Edith: it is from inside her thoughts and feelings that we read. She - the untried, girlish woman - is the blank slate on which to write the grief, rage and humiliation of modern marriage. It is Edith who will best register the cost to the human spirit, Edith who can instruct the reader in what it feels like to make an unholy alliance, Edith who makes your skin crawl.</w:t>
         <w:br/>
-        <w:t xml:space="preserve"> </w:t>
+        <w:t>''Adultery'' is not a plea for the return of old-fashioned monogamous marriage; it is only a description of one kind of spiritual hell. Because marriage means so much to Mr. Dubus, he is able to use its corrupted form to describe the dictates of the human heart under vile circumstances in perilous times. This novella is his masterpiece. It is also a blueprint for his fundamental text on men and women together.</w:t>
         <w:br/>
-        <w:t>'New People' Urged</w:t>
+        <w:t>There's a scene in ''Adultery'' in which Edith, observing her husband at a party, reflects on this situation as she knows it. Here's a bit of what she's thinking:</w:t>
         <w:br/>
-        <w:t>''There should be new people who lead with a new program,'' said Andrzej Tetlak, a 43-year-old delegate from the town of Radzyn Podlaski. ''The most important thing is to break with the past.''</w:t>
+        <w:t>''Edith watched Hank, and listened to him. Early in their marriage she had learned to do that. His intimacy with her was private; at their table and in their bed they talked; his intimacy with men was public, and when he was with them he spoke mostly to them, looked mostly at them, and she knew there were times when he was unaware that she or any other woman was in the room. She had long ago stopped resenting this; she had watched the other wives sitting together and talking to one another; she had watched them sit listening while couples were at a dinner table and the women couldn't group so they ate and listened to the men. Usually men who talked to women were trying to make love with them, and she could sense the other men's resentment at this distraction, as if during a hand of poker a man had left the table to phone his mistress. Of course she was able to talk at parties; she wasn't shy and no man had ever intentionally made her feel he was not interested in what she had to say; but willy-nilly they patronized her. As they listened to her she could sense their courtesy, their impatience for her to finish so they could speak again to their comrades. . . . [She saw that] Hank needed and loved men, and when he loved them it was because of what they thought and how they lived. He did not measure women that way; he measured them by their sexuality and good sense. He and his friends talked with one another because it was the only way they could show their love. . . . It no longer bothered her. She knew that some women writhed under these conversations; they were usually women whose husbands rarely spoke to them with the intensity and attention they gave to men.''</w:t>
         <w:br/>
-        <w:t>Among the names voted as favorites to head the new party are Aleksander Kwasniewski, the 35-year-old head of the National Sports Committee and a close adviser to Mr. Rakowski. Another candidate with considerable support is Tadeusz Fiszbach, who resigned from his post as head of the Communist Party in Gdansk after martial law was declared in 1981.</w:t>
+        <w:t>In Mr. Dubus's work, sexual love is entirely instrumental. Men and women are alive to themselves and to one another only in the mythic way. They provoke in themselves the fantasy that romantic love will bring one to safe haven. They are tremendously influenced by an idea of ''men'' and an idea of ''women'' that Ernest Hemingway would have understood and approved of, but that many people today find alarming, if not downright silly. The reader can see early on that the marriage in ''Adultery'' will come to disaster. Without genuine connection - that is, connection of the mind or spirit - sexual feeling quickly wears itself out. Such love is bound to come a cropper. Yet neither Mr. Dubus nor his characters see what the reader sees. In many of his stories, the characters are middle-aged and have been through these affairs many times over. Yet they remain devoted to the fantasy. They resist taking in their own experience. Theirs is the distress of people unable to arrive at wisdom.</w:t>
         <w:br/>
-        <w:t>Several delegates said the party might turn to a young, less well-known compromise candidate if there was a deadlock between those two men.</w:t>
+        <w:t>Behind Hank and Edith (and Hank's future girlfriends) stand the young men and women in Mr. Dubus's Marine stories and his loss-of-virginity stories. Here young men elevate the mystique of physical courage into an idea of manhood that, today, seems puzzling, and young women develop a concern for virginity that is equally off-putting. Even if the models for these stories still exist - and, of course, they do, in the tens of thousands - they are, in some large sense, no longer plausible. They seem to occur in a vacuum of history. What Mr. Dubus has to say in these stories is so emotionally unconvincing that, even though he writes the same good prose he always does, and one reads every sentence with interest, the work loses power.</w:t>
         <w:br/>
-        <w:t>The meeting to set up a social democratic Party was scheduled as soon as possible, delegates said, to make it easier to transfer ownership of the Communist Party's buildings, vehicles and other property. Many delegates said that if the Communist Party dissolved itself before the new party was formed there would be legal obstacles to transferring property.</w:t>
+        <w:t>To create characters who are themselves unknowing is one thing; to write as though you know only as much as your characters know is another. In these stories, there is no distance at all between character and narration. Mr. Dubus seems to be at one with these young men and women. He is soaked in nostalgia, even as they are, for an idea of men and women together that is evaporating now - and, for many of us, can't dry up fast enough.</w:t>
         <w:br/>
-        <w:t xml:space="preserve"> </w:t>
+        <w:t>But Mr. Dubus doesn't want that idea to go. When we get to his Catholicism, we see how deeply he does not want it to go, and we see even more clearly what lies behind the poetic toughness of his writing.</w:t>
         <w:br/>
-        <w:t>Takeover by State Sought</w:t>
+        <w:t>In ''A Father's Story,'' we have a man speaking from inside the middle of his life. He's divorced, a devout Catholic who will not remarry; he lives alone on a horse farm, his only friend the local priest. Slowly, he tells us about last summer, when his 20-year-old daughter was visiting him. One evening she went out with friends. On her way back, driving alone at 1 in the morning, she hit a man. The man's body went flying across the road. The girl pushed down on the gas pedal and fled. When she arrives home, she tells her father what she's done and he, seeing how terrified she is, decides to shield her. He drives back over the road and finds the body. For one awful minute, he thinks it's breathing; he decides to leave it anyway. He drives home, takes the daughter's car into town and drives it into a tree in the priest's front yard to conceal its already broken headlight. At the end of this account, the narrator speaks with God:</w:t>
         <w:br/>
-        <w:t>This week more than 100 Solidarity legislators had pushed for the state to take over all Communist Party property. But the Solidarity-led Government, not wanting to start a major feud with the Communists, persuaded the legislators to withdraw their proposal while a Government commission studies what should be done.</w:t>
+        <w:t>''I do not feel the peace I once did: not with God, nor the earth, or anyone on it. . . . [But now] in the mornings . . . I say to Him: I would do it again. For when she knocked on my door, then called me, she woke what had flowed dormant in my blood since her birth, so that what rose from the bed was not a stable owner or a Catholic . . . but the father of a girl. ''And He says: I am a Father too. . . . ''True. . . . And if one of my sons had come to me that night, I would have phoned the police and told them to meet us with an ambulance at the top of the hill. ''Why? Do you love them less? ''I tell Him no, it is not that I love them less, but that I could bear the pain of watching and knowing my sons' pain, could bear it with pride as they took the whip and nails. But You never had a daughter and, if You had, You could not have borne her passion. ''So, He says, you love her more than you love Me. ''I love her more than I love truth. ''Then you love in weakness, He says. ''As You love me, I say, and I go with an apple or carrot out to the barn.''</w:t>
         <w:br/>
-        <w:t>The party's declaration said the Communists were ''burdened with responsibility for the crimes committed during Stalinism, for departing from the principals of democracy, for enforced collectivization, for conflicts with the working class, for the impoverishment of the intelligentsia and for the present economic and social crisis.''</w:t>
+        <w:t>''A Father's Story'' moves forward under the influence of a disturbing piece of social, if not religious, orthodoxy - God is to man as man is to woman - akin to the sense of things that lies behind the Marine and loss-of-virginity stories. It posits, in Catholic terms, a hierarchy of existential vulnerabilities that mythicizes men, women, love and the mystery of life. It is hard to know what Mr. Dubus is wanting to say with such a conceit, especially now, when so many women and men are struggling to meet at eye level, to extend a hand across the open ditch that surrounds each of our lives. Who among us is to be moved or comforted by the assurance that we are all as children commended to the care and pity of a Fatherly Being, but that, still, only a son need bear the consequences of his act.</w:t>
         <w:br/>
-        <w:t>In his speech, Mr. Rakowski said he regretted that Poland had embraced ''Lenin's idea of the dictatorship of the proletariat,'' which, he said, ''became the dictatorship of one party and degenerated into oligarchic or personal tyranny.''</w:t>
+        <w:t>Life is a Christian drama for Mr. Dubus's characters precisely because they understand so little about themselves in a world where self-understanding has become crucial. These people are bewildered, they act badly and are held accountable. Nevertheless they are innocent. This, for Mr. Dubus, is religious metaphor: from it he derives his strength. Damnation mesmerizes him, holds his full attention, compels his deepest response. He may not have very much more understanding than his characters do of why their lives grow empty, but the emptiness itself he feels brilliantly: the look and the taste of it, the anguish it causes and the compromised inner peace to which it leads.</w:t>
         <w:br/>
-        <w:t>The party had also faulted the notion of central planning, saying it necessarily results in oversized bureauracy that thinks ''we know best about what the nation needs.''</w:t>
+        <w:t>In Mr. Dubus's work, as in that of Raymond Carver and Richard Ford, strength of feeling for the desolation in American life has brought new vitality to the kind of story that is famous for a hard surface beneath which spreads a contained flood of sentiment. But inside that tender toughness, these stories have always seemed to be asking, ''Why aren't things the way they used to be?'' And, essentially, that's what they're still asking.</w:t>
         <w:br/>
-        <w:t xml:space="preserve"> </w:t>
-        <w:br/>
-        <w:t>Positive Results Seen</w:t>
-        <w:br/>
-        <w:t>Nevertheless, Mr. Rakowski and other party leaders asserted that the party's legacy was not all bad. He said the first 25 years of Communist rule in Poland produced some positive results, including industrialization, urbanization and improvement of education.</w:t>
-        <w:br/>
-        <w:t>The Communists came to power in 1944, when Soviet forces moved into Poland to oust the Nazis.</w:t>
-        <w:br/>
-        <w:t>Mr. Rakowski also defended the Communists as Polish patriots by saying that in the Stalin era the only way Poland could retain any autonomy was by having a leftist government that the Soviet leader would accept.</w:t>
-        <w:br/>
-        <w:t>He also said that the decision to start a dialogue with Solidarity showed that Poland's Communist Party was the most reformist Communist Party in Eastern Europe. He added that the party was forced to crack down on Solidarity in 1981 ''because the Brezhnev doctrine was hanging like an axe over our party and its leaders.''</w:t>
-        <w:br/>
-        <w:t xml:space="preserve"> </w:t>
-        <w:br/>
-        <w:t>MORE MOTHBALLS FOR LENIN</w:t>
-        <w:br/>
-        <w:t xml:space="preserve"> GDANSK, Poland, Jan. 27 (AP) - As Poland's Communists met in Warsaw to disband, welders today cut down the word Lenin from the sign over the gates to the shipyard where the Solidarity movement was born. They also removed a statue of Lenin from the plant.</w:t>
-        <w:br/>
-        <w:t>''May this symbolic act be proof of the irreversibility of the changes in our country, a warning for those who led us to so many disasters,'' said Zbigniew Lis, head of the Solidarity commission at the yard, as workers laughed and applauded.</w:t>
-        <w:br/>
-        <w:t>The Solidarity committee decided to restore the old name, the Gdansk Shipyard, as part of plans to create a joint stock company at the complex. The yard had been renamed the Lenin Shipyard 23 years ago.</w:t>
+        <w:t>The despair of these writers can never be as moving to a reader like me as it is to the writers themselves. At the heart of their work lies a keen regret that things are no longer as they once were between men and women, a regret so strong that it amounts to longing. It's this longing, endowed with the appearance of hard reality, that informs much of their writing. But from where I stand, the hard reality is this: that question about why things are not as they once were has got to be asked honestly, not rhetorically. Then something more might be known about why life is so empty now, and the work of writers as good as Andre Dubus, Raymond Carver and Richard Ford would be wise as well as strong.</w:t>
         <w:br/>
         <w:br/>
         <w:t>Graphic</w:t>
@@ -143,7 +121,7 @@
         <w:br/>
         <w:t xml:space="preserve"> </w:t>
         <w:br/>
-        <w:t>Photos: A protester confronting police officers yesterday in Warsaw during a violent demonstration outside the hall where the Communist Party congress was meeting (NYT/Witold Jaroslaw Szulecki); Gen. Wojciech Jaruzelski, right, the Polish President, singing the Communist anthem yesterday with other delegates to the congress. (NYT) (pg. 14)</w:t>
+        <w:t>Photos: Andre Dubus (Sarah Putnam) (pg. 33); Raymond Carver (Marion Ettlinger) (pg. 34); Richard Ford (Kurt Wilson) (pg. 35)</w:t>
       </w:r>
     </w:p>
     <w:sectPr>

--- a/example_articles/setting/Rural/1.setting_Rural_New_York_Times.docx
+++ b/example_articles/setting/Rural/1.setting_Rural_New_York_Times.docx
@@ -7,7 +7,7 @@
         <w:pStyle w:val="Heading1"/>
       </w:pPr>
       <w:r>
-        <w:t>Tenderhearted Men: Lonesome, Sad and Blue</w:t>
+        <w:t>Spaceman, Senator, V.P. Pick? Kamala Harris Sizes Up Mark Kelly.</w:t>
       </w:r>
     </w:p>
     <w:p>
@@ -17,22 +17,22 @@
     </w:p>
     <w:p>
       <w:r>
-        <w:t>Date: 1990-09-16</w:t>
+        <w:t>Date: 2024-07-26</w:t>
       </w:r>
     </w:p>
     <w:p>
       <w:r>
-        <w:t>Section: Section 7; Page 1, Column 1; Book Review Desk</w:t>
+        <w:t>Section: US; politics</w:t>
       </w:r>
     </w:p>
     <w:p>
       <w:r>
-        <w:t>Source file: NYT/54.DOCX</w:t>
+        <w:t>Source file: NYT/2.DOCX</w:t>
       </w:r>
     </w:p>
     <w:p>
       <w:r>
-        <w:t>Raw locations result, 'locations': ['Massachusetts']</w:t>
+        <w:t>Raw locations result, 'locations': ['Arizona']</w:t>
       </w:r>
     </w:p>
     <w:p>
@@ -49,79 +49,83 @@
     </w:p>
     <w:p>
       <w:r>
-        <w:t>There's a certain kind of American story that is characterized by a laconic surface and a tight-lipped speaking voice. The narrator in this story has been made inarticulate by modern life. Vulnerable to his own loneliness, he is forced into hard-boiled self-protection. His inexpressiveness is eloquent: the poetry of strong emotion trapped in confused and disintegrating times. Yet he longs for things to be other than they are. He yearns, in fact, for tender connection. Just behind the leanness and coolness of the prose lies the open - but doomed - expectation that romantic love saves. Settings vary and regional idioms intrude, but almost always it is men and women together that is being written about.</w:t>
+        <w:t>The rugged border lands around Douglas, Ariz., dip through precipitous canyons and shoot skyward on rocky mountain walls, impossible terrain for a 30-foot steel bollard wall but not for the cartels smuggling people and contraband from Mexico.</w:t>
         <w:br/>
-        <w:t>Fifty years ago the strongest version of this story was written by Ernest Hemingway. Today, it survives in the work of Raymond Carver, Richard Ford and Andre Dubus. One enormous difference obtains between the earlier writer and the later ones. Hemingway held an allegorical view of life in which women were idealized as the means of spiritual salvation, then condemned as agents of subversion. Raymond Carver, Richard Ford and Andre Dubus are neither sexists nor misanthropes. On the contrary: tenderness of heart is their signature trait. These men share an acute sense of the compatriot nature of human suffering. Their women are fellow victims.</w:t>
+        <w:t>Senator Mark Kelly, an Arizona Democrat under consideration to be Vice President Kamala Harris's running mate, knows this expanse well — a fact that even the state's Republicans acknowledge.</w:t>
         <w:br/>
-        <w:t>Nevertheless, from Hemingway to Andre Dubus, what is striking to a reader like myself is the extraordinarily fixed nature of what goes on between characters who are men and characters who are women. The narrator invariably subscribes to an idea of manhood that hasn't changed in half a century, and the women he knows seem to subscribe to similar notions. Their relations are the irreducible in the writing, the immutable circumstance from which the writer pulls his wisdom, his truth, his story. This sense of men and women struggling around together in dumb erotic need supplies Hemingway's three successors with a central metaphor. It arouses in each of them an astonishing capacity to respond to the desolation of ordinary lives in modern times. It gives them a strength of despair from which their powers derive. And it leaves me with the taste of ashes in my mouth.</w:t>
+        <w:t>Donald Huish, the G.O.P. mayor of Douglas, recounted a phone call with Mr. Kelly two weeks ago, when the two men talked through progress on making the small city an official, expanded port of entry into the United States. The senator has pushed hard for the move, and Mr. Huish has embraced it. Both of them see the plan as a way to inject economic stability into the region and possibly defang the coyotes and cartels prowling the passes.</w:t>
         <w:br/>
-        <w:t>There's a small Carver story called ''Are These Actual Miles?'' that illustrates perfectly what I mean. Toni and Leo are married. Leo has gone bankrupt. All that remains is the red convertible bought in the good years. Toni is being sent out to sell the car for the best price she can get. She leaves the house, dressed to kill, at 4 in the afternoon. Leo sits waiting for her return. Just after 9, she calls to say the sale is almost completed. He hears music in the background. ''Where are you?'' he asks nervously. After a bit more conversation, she hangs up. A while later she calls again: Any minute now, honey. ''Come home,'' he pleads. She hangs up. Two or three hours later, another call. He's frantic. At dawn she comes in drunk, with the check in her purse. He looks at her. ''Bankrupt!'' she screams, and passes out. Leo puts her to bed. After a while, he gets in beside her. Here are the final lines of the story:</w:t>
+        <w:t>"What gets me about Senator Kelly is, yes, we're in touch with staff on the issues, but he personally calls me on a regular basis, and I feel comfortable calling him," said Mr. Huish, who identifies as a strongly conservative Republican. "I'm sure he's taken some heat from some of his party concerning the border, but he understands it."</w:t>
         <w:br/>
-        <w:t>''Presently he reaches out his hand and touches her hip. . . . He runs his fingers over her hip and feels the stretch marks there. They are like roads, and he traces them in her flesh. He runs his fingers back and forth, first one, then another. They run everywhere in her flesh, dozens, perhaps hundreds of them. He remembers waking up the morning after they bought the car, seeing it, there in the drive, in the sun, gleaming.''</w:t>
+        <w:t>Mr. Kelly, 60, is a relative newcomer to politics. But he would bring to the Democratic ticket a résumé as remarkable as any political consultant could dream of: He is the working-class son of New Jersey police officers, a Navy pilot who flew 39 combat missions off the U.S.S. Midway in Operation Desert Storm, and a NASA astronaut and engineer who collected debris from the Columbia disaster, commanded a shuttle as the United States returned to space and flew the Space Shuttle Endeavour's final mission.</w:t>
         <w:br/>
-        <w:t>Her stretch marks, his convertible: it comes finally to that. The story, like much of Carver's fiction, is permeated with the nakedness of the moment. This is Carver's great strength: stunning immediacy, remarkable pathos. No other American writer can make a reader feel as he does, right up against it when a character experiences loss of hope. It is impossible to resist the power of such writing, and while I'm reading the story I don't. But then I find myself turning away. The atmosphere congeals. I feel manipulated. These people fail to engage me. I cannot be persuaded that life between Toni and Leo was good when the convertible stood gleaming in the driveway. What's more, I don't think Carver thinks life was good then, either. I think he yearns to believe that it should have been good, not that it actually was. This yearning is the force behind his writing. What fuels the intensity of his gaze, the clarity with which he pares down the description, is not a shrewd insight into the way things actually are between this man and this woman but a terrible longing to describe things as they might have been - or should have been. The sense of loss here is original and primal, unmediated by adult experience.</w:t>
+        <w:t>Oh, and he is married to Gabrielle Giffords, the former Arizona representative whose near-fatal brain injury in a mass shooting made her a symbol against gun violence, in her battleground state and beyond.</w:t>
         <w:br/>
-        <w:t>Connection between people like Toni and Leo is predicated on the existence of a world in which men and women conform to a romantic notion of themselves as men and women. These two have never been real to each other. They were bound to end in her stretch marks, his convertible. Carver knows that. Instead of being jolted by what he knows, startled into another posture, he feels only sad and bad. He mourns the loss of romantic possibility in each life; in Carver's work, story after story - ''What Do You Do in San Francisco?,'' ''Gazebo,'' ''They're Not Your Husband,'' ''Little Things,'' ''What We Talk About When We Talk About Love'' - is saturated in a wistful longing for an ideal tender connection that never was, and never can be. Carver's surrogate character seems always to be saying, ''But wouldn't it be lovely if it could have been otherwise?'' In short, the work is sentimental. Trapped inside that sentimentality is the struggle so many women and so many men are waging now to make sense of themselves as they actually are. The struggle has brought men-and-women-together into a new place; puzzling and painful, true, but new nonetheless. In the country of these stories not only is that place not on the map, it's as though the territory doesn't exist.</w:t>
+        <w:t>All of that could be hugely helpful to Ms. Harris as she tries to recapture momentum among working-class voters and keep Arizona, where former President Donald J. Trump has been gaining an edge, winnable for Democrats.</w:t>
         <w:br/>
-        <w:t>There's a novel by Richard Ford in which the narrating protagonist says, ''Women have always lightened my burdens, picked up my faltering spirits and exhilarated me with the old anything-goes feeling though anything doesn't go, of course, and never did. . . . [But now] . . . I have slipped for a moment out onto that plane where women can't help in the age-old ways. . . . Not that I've lost the old yen, just that the old yen seems suddenly defeatable by facts, the kind you can't sidestep - the essence of a small empty moment.'' Frank Bascombe delivers himself of this insight on page 61 of ''The Sportswriter'' and then goes on speaking until page 375 exactly as though he hadn't. Taking in his own experience is not what this man is about.</w:t>
+        <w:t>But Mr. Kelly's special appeal, beyond what other potential running mates from swing states could provide, is his expertise on the technical issues and politics of the U.S.-Mexico border, perhaps Ms. Harris's biggest vulnerability, his backers say.</w:t>
         <w:br/>
-        <w:t>Frank came to New York in his 20's, from an anonymous American life that included Mississippi and the Midwest, because he'd written a book of stories that promised to commit him to a life of literature. But New York terrified him, and he couldn't keep up the writing. So he got married, became a sportswriter and moved to the suburbs. Frank tells us all this as though he himself is puzzled as to how this drastic turn of events came about. ''I had somehow lost my sense of anticipation at age twenty-five,'' he offers by way of explanation. ''And I had no more interest in what I might write next than I cared what a rock weighed on Mars.''</w:t>
+        <w:t>"That's why I appreciate Senator Kelly: He sees the dichotomies, the differences, the challenges that are not all the same on the border," Mr. Huish said.</w:t>
         <w:br/>
-        <w:t>It's emblematic of the book that Frank, now 38 and divorced, can't figure out why things have turned out as they have, and finds his own ignorance strange and dreamy. ''Dreamy'' is his euphemism, the word he uses to describe the way he feels about almost everything: the end of serious writing, the death of his son, the breakup of his marriage, the love affairs that come to nothing. New York saddens him unbearably, and New Jersey gives him rest and relief. Everything else makes him dreamy.</w:t>
+        <w:t>A Trump supporter, Mr. Huish said he was not a fan of Ms. Harris. "Her heart's in the right place," he said. "Her policies are in the wrong place." But if Mr. Kelly joined the ticket, he said, it would cause him to "struggle a little bit" with this vote.</w:t>
         <w:br/>
-        <w:t>Frank Bascombe's depression is Richard Ford's weakness. Mr. Ford is in love with it. It is responsible for the tenderness he bears the men in his stories, nearly all of whom are drifters, pained and bewildered people driven by their own sad emptiness into prototypic American violence. Here, in ''The Sportswriter,'' Mr. Ford has abandoned dialect, so to speak, but the commuter and the drifter are the same man: lonely, confused, hurting. Especially confused. It's the bewilderment that touches Mr. Ford deeply. Frank's not knowing what is happening to him is the story Mr. Ford is telling - life inflicting itself on the most ordinary of men.</w:t>
+        <w:t>Other vice-presidential contenders, like Gov. Andy Beshear of Kentucky and Gov. Roy Cooper of North Carolina, have made their reputations by winning over Republican voters. Two other governors in the mix, Josh Shapiro of Pennsylvania and Gretchen Whitmer of Michigan, hail from states that are perhaps more crucial to Democratic fortunes than Arizona, which, while President Biden carried it narrowly in 2020, was more of a capstone to his victory than a linchpin.</w:t>
         <w:br/>
-        <w:t>But there is so much Frank Bascombe could understand, and seems not to want to understand, that it is hard to trust his pain. For example, his perpetual dreaminess about the women in his life is unpersuasive. The novel begins with an affair. Frank tells us that he loves the dating ritual and that Vicki, a nurse from Texas, loves to let him love it. He also tells us that it is in Vicki's nature to put her faith ''more in objects than in essences. And in most ways that makes her the perfect companion.'' Then he tells us that he longs to run away with Vicki, to marry her and bliss out forever on her good-natured sexiness. Mr. Ford allows Frank to mock himself, to parody his own expectations of love, but Vicki is so unremittingly a fantasy that this entire episode seems only peculiar. The man who daydreams this kind of rescue is, somehow, not credible.</w:t>
+        <w:t>Mr. Kelly's political identity is tied directly to his appeal to Republicans — not just voters but also politicians and personalities — in a state where the Grand Old Party is bitterly divided between old-line Republicans allied with the legacy of Senator John McCain and a new guard of Trump loyalists who hold their intraparty rivals in contempt.</w:t>
         <w:br/>
-        <w:t>At the end of the novel, Frank has another affair of a few months' duration, this time with a college girl who spends a summer at the magazine he works for. Toward the end of this one, Frank observes, ''I doubt ours is a true romance. I am too old for her; she is too smart for me. . . . I . . . have also been pleased to find out she is a modern enough girl not to think that I can make things better for her one way or another, even though I wish I could.'' Not true. He doesn't wish it at all. It's only errant wistfulness drowsing through him.</w:t>
+        <w:t>As a fellow Navy combat pilot, Mr. Kelly bonded with Mr. McCain well before he entered politics, when he was best known in the state as Ms. Giffords's husband. He was elected to the Senate in 2020, beating Martha McSally, a fellow military pilot appointed to Mr. McCain's seat after his death, and then won a full term in 2022 by defeating a Trump-backed conservative, Blake Masters, by nearly five percentage points.</w:t>
         <w:br/>
-        <w:t>Between these two affairs, the novel gives us summarized evocations of other women Frank has slept with, or failed to sleep with. These women are spoken of in the way that we all speak of people who once caused sexual infatuation to bloom in us: not as real in themselves, reminders only of the aliveness we have felt in passion.</w:t>
+        <w:t>Meghan McCain, a conservative media personality and the senator's daughter, estimated that about 15 percent of Arizona Republicans remained in the McCain wing. Mr. Kelly has been "not just respectful" to her father's legacy, she said, but "I'd go so far as deferential."</w:t>
         <w:br/>
-        <w:t>It is inconceivable in ''The Sportswriter'' that a person who is a woman should strike Frank simply as a familiar, as another human being floating around in the world, lost, empty, shocked to the bone by the way it's all turned out. He feels compassion for women but not empathy. At bottom, they do not remind him of himself. The only character in the book who even comes close is his ex-wife, and she, incredibly enough, is called X. It is X who brought on the divorce, X who found the emptiness between them unbearable, X who wanted to take another stab at living her life and, although she looks like a busy suburban mother, X too seems to be floundering and suffering. We can only deduce this from the hints Frank throws out. We never see X straight on. She is a shadowy figure, always at the periphery of Frank's vision. One would assume that he would know her well. But he doesn't. She is the ex-wife. In his mind, the people who embody his condition are other men he runs up against in a random fashion. There are these men, who are like himself, and then there are the women, who can no longer give comfort against the overwhelming force of life.</w:t>
+        <w:t>"He's smart, he's charismatic, he has a vision," Cindy McCain, Mr. McCain's widow, said in an interview. "You look at his record and who he is as a person, he's a very lovely man, and of course he brings Arizona."</w:t>
         <w:br/>
-        <w:t>Andre Dubus, the most complex and least well known of the three, is the most articulate in the matter of men-and-women-together. A writer who yearns for Roman Catholicism, loves the Marines and suffers over the loss of permanence in marriage, Mr. Dubus makes the metaphor reach with as much ambition as did Hemingway. For nearly 20 years, he has been writing stories and novellas that are filled with this preoccupation. It runs like continuous current beneath the surface of his prose, providing his work with force and direction, and sometimes taking it down to a place where the waters are still, and very deep indeed. His is among the strongest writing now being done in American fiction. The strength both compels and disturbs, as the work describes with transparency a condition of life it seems, almost self-consciously, to resist making sense of.</w:t>
+        <w:t>With Mr. Kelly's personal history comes a mystique that cannot be manufactured. Paul Fujimura, a former Naval flight officer who flew an A-6 Intruder with Mr. Kelly for two years, remembered being asked during the Gulf War to go after an Iraqi patrol boat making a run for it out of Kuwait Harbor. Mr. Kelly wanted to attack, but that meant a hard, 135-degree turn at 200 feet above the water, under heavy antiaircraft fire, and bringing another plane that was flying cover with them. At Mr. Kelly's order, they went ahead and sank the boat.</w:t>
         <w:br/>
-        <w:t>Mr. Dubus's characters - blue-collar people who live in the old mill towns not far from Boston - are mechanics, waitresses, bartenders and construction workers. They have almost no conversation in them, and very little sense of things beyond their own immediate needs. They drink, they smoke, they make love: without a stop. Inevitably, the limitation of appetite becomes apparent, and they begin to suffer. When they suffer, they do terrible things to themselves, and to one another. There is nothing any of them can do to mitigate the suffering. They cannot educate themselves out of their lives; they can't leave home, and they can't get reborn. This situation is Mr. Dubus's subject, the thing he concentrates on with all his writer's might. His concentration is penetrating. We feel his people trapped in their lives so acutely that they enter into us.</w:t>
+        <w:t>"To order somebody else to go forward and put their life on the line is a heavy, heavy, heavy responsibility," said Mr. Fujimura, a senior official in the Transportation Security Administration who this weekend will take over international programs at the U.S. Naval Academy. "You've got to be decisive, and you have to commit. It takes courage."</w:t>
         <w:br/>
-        <w:t>The sympathetic detachment he brings to bear on the failure of marriage to mitigate the emptiness of soul lying in wait for his characters is Mr. Dubus's strongest quality. It is there in some of his best work: in the novel ''Voices From the Moon,'' as well as in the novellas ''Adultery'' and ''We Don't Live Here Anymore,'' in which the working class is deserted for a set of characters drawn from Mr. Dubus's own life. But working-class or middle-class, the people in these stories all suffer relentlessly from the same terrible surprise. It's the surprise one feels most vividly - because Mr. Dubus feels it. This failure of marriage has been a central experience for him, one that seems to have come unexpectedly and with a jolt. The shock and the immensity of it remain with him.</w:t>
+        <w:t>During Ms. Giffords's first House run, in 2006, women at her campaign events wanted to know if she was really dating an astronaut, and if so, what was he like. As she painstakingly recovered from her brain injury, he was seen in the state as her steadfast supporter, even from space.</w:t>
         <w:br/>
-        <w:t>In ''Adultery,'' Hank and Edith meet as graduate students in Iowa. He's serious, she's not. He works passionately to make himself a writer, she only wants to be the girl he loves. They marry, have a child, and for Edith the years pass in contentment. Hank, meanwhile, is being eaten up by his life: he grows hungrier by the day, restless and ambitious for he knows not what. He begins an affair. Edith faces him down. He denies nothing. In fact, he tells her, he doesn't believe in monogamy. She is astonished and frightened. ''Why didn't I ever know any of this?'' she says. ''You never asked,'' he replies. He tells her to calm down; he says he loves her and wants to continue as a family. Only now, he adds, things are out in the open; there's no going back to their old way of being together. Edith is stricken, but she feels helpless. She agrees to an openly adulterous marriage: he will have lovers, she will have lovers. Five years pass. Then Edith takes as a lover a 40-year-old man who has just left the priesthood. She's the only woman Joe Ritchie has ever slept with. Joe is shocked by her marriage. He tells her she is living in sin, and if she stays with Hank she'll ''grow old in pieces.'' Slowly, she comes to see her life as her lover sees it. Within the year, Joe begins to die of cancer. Edith nurses him. Now, as he nears death, she is repelled by her marriage. She tells Joe she is divorcing her husband.</w:t>
+        <w:t>His willingness to stand by — and sometimes in the shadow of — a famous political woman has not been lost on Ms. Harris's team, Democrats say. He has ties to the vice president from their time together in the Capitol, where she has served as the tiebreaking president of the Senate. His Senate chief of staff, Jennifer Cox, came from his wife's sprawling political operation and is on leave to lead the Harris campaign in Arizona.</w:t>
         <w:br/>
-        <w:t>The genius lies with having given the story to Edith: it is from inside her thoughts and feelings that we read. She - the untried, girlish woman - is the blank slate on which to write the grief, rage and humiliation of modern marriage. It is Edith who will best register the cost to the human spirit, Edith who can instruct the reader in what it feels like to make an unholy alliance, Edith who makes your skin crawl.</w:t>
+        <w:t>His standard campaign uniform, a Navy flight jacket and ship cap, is recognizable with blue-collar audiences anywhere; he has been stumping with endangered Senate Democrats across the country. He even has cordial relations with Elon Musk, now an avatar of the right, having served on a safety panel for Mr. Musk's company SpaceX.</w:t>
         <w:br/>
-        <w:t>''Adultery'' is not a plea for the return of old-fashioned monogamous marriage; it is only a description of one kind of spiritual hell. Because marriage means so much to Mr. Dubus, he is able to use its corrupted form to describe the dictates of the human heart under vile circumstances in perilous times. This novella is his masterpiece. It is also a blueprint for his fundamental text on men and women together.</w:t>
+        <w:t>And Arizona Democrats are behind him. The state party's executive board on Wednesday formally endorsed Mr. Kelly to be the vice-presidential nominee.</w:t>
         <w:br/>
-        <w:t>There's a scene in ''Adultery'' in which Edith, observing her husband at a party, reflects on this situation as she knows it. Here's a bit of what she's thinking:</w:t>
+        <w:t>"It would be good for Arizona as a border state, and it would be good for our country," said Raquel Terán, a former chair of the Arizona Democratic Party now running for the House. "He is a coalition builder, and he knows how to get things done."</w:t>
         <w:br/>
-        <w:t>''Edith watched Hank, and listened to him. Early in their marriage she had learned to do that. His intimacy with her was private; at their table and in their bed they talked; his intimacy with men was public, and when he was with them he spoke mostly to them, looked mostly at them, and she knew there were times when he was unaware that she or any other woman was in the room. She had long ago stopped resenting this; she had watched the other wives sitting together and talking to one another; she had watched them sit listening while couples were at a dinner table and the women couldn't group so they ate and listened to the men. Usually men who talked to women were trying to make love with them, and she could sense the other men's resentment at this distraction, as if during a hand of poker a man had left the table to phone his mistress. Of course she was able to talk at parties; she wasn't shy and no man had ever intentionally made her feel he was not interested in what she had to say; but willy-nilly they patronized her. As they listened to her she could sense their courtesy, their impatience for her to finish so they could speak again to their comrades. . . . [She saw that] Hank needed and loved men, and when he loved them it was because of what they thought and how they lived. He did not measure women that way; he measured them by their sexuality and good sense. He and his friends talked with one another because it was the only way they could show their love. . . . It no longer bothered her. She knew that some women writhed under these conversations; they were usually women whose husbands rarely spoke to them with the intensity and attention they gave to men.''</w:t>
+        <w:t>Mr. Kelly, who declined to be interviewed for this article, has his drawbacks. If a Harris-Kelly ticket captured the White House, the Democratic governor of Arizona, Katie Hobbs, would appoint a Democratic replacement for Mr. Kelly in the Senate next year, but the seat would be subject to an early special election in 2026, potentially putting it at risk. (Mr. Kelly does not face re-election until 2028.)</w:t>
         <w:br/>
-        <w:t>In Mr. Dubus's work, sexual love is entirely instrumental. Men and women are alive to themselves and to one another only in the mythic way. They provoke in themselves the fantasy that romantic love will bring one to safe haven. They are tremendously influenced by an idea of ''men'' and an idea of ''women'' that Ernest Hemingway would have understood and approved of, but that many people today find alarming, if not downright silly. The reader can see early on that the marriage in ''Adultery'' will come to disaster. Without genuine connection - that is, connection of the mind or spirit - sexual feeling quickly wears itself out. Such love is bound to come a cropper. Yet neither Mr. Dubus nor his characters see what the reader sees. In many of his stories, the characters are middle-aged and have been through these affairs many times over. Yet they remain devoted to the fantasy. They resist taking in their own experience. Theirs is the distress of people unable to arrive at wisdom.</w:t>
+        <w:t>Daniel Scarpinato, a Republican operative in the state, noted that Mr. Kelly was not a barnburner on the stump. In Washington, the senator has often been overshadowed legislatively by Senator Kyrsten Sinema, the Democrat-turned-independent who helped craft some of Mr. Biden's signature accomplishments, especially the infrastructure law.</w:t>
         <w:br/>
-        <w:t>Behind Hank and Edith (and Hank's future girlfriends) stand the young men and women in Mr. Dubus's Marine stories and his loss-of-virginity stories. Here young men elevate the mystique of physical courage into an idea of manhood that, today, seems puzzling, and young women develop a concern for virginity that is equally off-putting. Even if the models for these stories still exist - and, of course, they do, in the tens of thousands - they are, in some large sense, no longer plausible. They seem to occur in a vacuum of history. What Mr. Dubus has to say in these stories is so emotionally unconvincing that, even though he writes the same good prose he always does, and one reads every sentence with interest, the work loses power.</w:t>
+        <w:t>Mr. Kelly has also not faced the harsh spotlight of a national campaign, and has potential political liabilities like a high-altitude surveillance balloon company he helped found with Chinese venture capital, Mr. Scarpinato said.</w:t>
         <w:br/>
-        <w:t>To create characters who are themselves unknowing is one thing; to write as though you know only as much as your characters know is another. In these stories, there is no distance at all between character and narration. Mr. Dubus seems to be at one with these young men and women. He is soaked in nostalgia, even as they are, for an idea of men and women together that is evaporating now - and, for many of us, can't dry up fast enough.</w:t>
+        <w:t>But like other Republicans, Mr. Scarpinato circled back to the border, and Mr. Kelly's deft handling of it, as a huge boon to a Democratic ticket.</w:t>
         <w:br/>
-        <w:t>But Mr. Dubus doesn't want that idea to go. When we get to his Catholicism, we see how deeply he does not want it to go, and we see even more clearly what lies behind the poetic toughness of his writing.</w:t>
+        <w:t>John Giles, the Republican mayor of Mesa, Ariz., a sprawling suburb of Phoenix in critical Maricopa County, agreed.</w:t>
         <w:br/>
-        <w:t>In ''A Father's Story,'' we have a man speaking from inside the middle of his life. He's divorced, a devout Catholic who will not remarry; he lives alone on a horse farm, his only friend the local priest. Slowly, he tells us about last summer, when his 20-year-old daughter was visiting him. One evening she went out with friends. On her way back, driving alone at 1 in the morning, she hit a man. The man's body went flying across the road. The girl pushed down on the gas pedal and fled. When she arrives home, she tells her father what she's done and he, seeing how terrified she is, decides to shield her. He drives back over the road and finds the body. For one awful minute, he thinks it's breathing; he decides to leave it anyway. He drives home, takes the daughter's car into town and drives it into a tree in the priest's front yard to conceal its already broken headlight. At the end of this account, the narrator speaks with God:</w:t>
+        <w:t>"He's a wonky, nerdy guy who has to know the details of how things work," he said. "He's not a superficial guy."</w:t>
         <w:br/>
-        <w:t>''I do not feel the peace I once did: not with God, nor the earth, or anyone on it. . . . [But now] in the mornings . . . I say to Him: I would do it again. For when she knocked on my door, then called me, she woke what had flowed dormant in my blood since her birth, so that what rose from the bed was not a stable owner or a Catholic . . . but the father of a girl. ''And He says: I am a Father too. . . . ''True. . . . And if one of my sons had come to me that night, I would have phoned the police and told them to meet us with an ambulance at the top of the hill. ''Why? Do you love them less? ''I tell Him no, it is not that I love them less, but that I could bear the pain of watching and knowing my sons' pain, could bear it with pride as they took the whip and nails. But You never had a daughter and, if You had, You could not have borne her passion. ''So, He says, you love her more than you love Me. ''I love her more than I love truth. ''Then you love in weakness, He says. ''As You love me, I say, and I go with an apple or carrot out to the barn.''</w:t>
+        <w:t>Mr. Kelly's approach to the border embraces barriers like Mr. Trump's wall in some places, though not across the entire frontier. He has also called for an immigration policy that treats migrants with respect and maintains asylum options. Most of all, he has pushed back against politicians (he does not say Republicans) who have swept into Arizona's borderlands since the George W. Bush administration, held photo opportunities and partisan news conferences, and then returned to Washington only to snuff out legislative solutions and preserve their political talking points.</w:t>
         <w:br/>
-        <w:t>''A Father's Story'' moves forward under the influence of a disturbing piece of social, if not religious, orthodoxy - God is to man as man is to woman - akin to the sense of things that lies behind the Marine and loss-of-virginity stories. It posits, in Catholic terms, a hierarchy of existential vulnerabilities that mythicizes men, women, love and the mystery of life. It is hard to know what Mr. Dubus is wanting to say with such a conceit, especially now, when so many women and men are struggling to meet at eye level, to extend a hand across the open ditch that surrounds each of our lives. Who among us is to be moved or comforted by the assurance that we are all as children commended to the care and pity of a Fatherly Being, but that, still, only a son need bear the consequences of his act.</w:t>
+        <w:t>Local officials say Mr. Kelly is attuned to the complexities of the issue and grasps the difference between a smuggler's haven like Cochise County, which includes Douglas, and a major port of entry like Yuma, Ariz., where migrants cross legally, appeal for asylum and are often released pending their court date.</w:t>
         <w:br/>
-        <w:t>Life is a Christian drama for Mr. Dubus's characters precisely because they understand so little about themselves in a world where self-understanding has become crucial. These people are bewildered, they act badly and are held accountable. Nevertheless they are innocent. This, for Mr. Dubus, is religious metaphor: from it he derives his strength. Damnation mesmerizes him, holds his full attention, compels his deepest response. He may not have very much more understanding than his characters do of why their lives grow empty, but the emptiness itself he feels brilliantly: the look and the taste of it, the anguish it causes and the compromised inner peace to which it leads.</w:t>
+        <w:t>Douglas's police chief, Kraig Fullen, remembered when the only border barrier between his city and its southern sister, Agua Prieta, was a dilapidated fence. Now, there are immigration officials, surveillance cameras and a towering metal fence the color of rust.</w:t>
         <w:br/>
-        <w:t>In Mr. Dubus's work, as in that of Raymond Carver and Richard Ford, strength of feeling for the desolation in American life has brought new vitality to the kind of story that is famous for a hard surface beneath which spreads a contained flood of sentiment. But inside that tender toughness, these stories have always seemed to be asking, ''Why aren't things the way they used to be?'' And, essentially, that's what they're still asking.</w:t>
+        <w:t>As Mexican criminal organizations have grown more sophisticated, law enforcement officials said, their smuggling operations have, too. Sheriff's deputies arrest people from across the country, some of them teenagers, who have been lured on social media apps like TikTok to drive migrants through the desert for a few thousand dollars a night.</w:t>
         <w:br/>
-        <w:t>The despair of these writers can never be as moving to a reader like me as it is to the writers themselves. At the heart of their work lies a keen regret that things are no longer as they once were between men and women, a regret so strong that it amounts to longing. It's this longing, endowed with the appearance of hard reality, that informs much of their writing. But from where I stand, the hard reality is this: that question about why things are not as they once were has got to be asked honestly, not rhetorically. Then something more might be known about why life is so empty now, and the work of writers as good as Andre Dubus, Raymond Carver and Richard Ford would be wise as well as strong.</w:t>
+        <w:t>When the numbers of migrants began to climb to new heights last year, a Catholic church in Douglas transformed itself into a shelter. Volunteers collected donations and helped the newcomers.</w:t>
         <w:br/>
+        <w:t>"We're a town of 17,000," said Mr. Huish, the Douglas mayor. "We have zero capabilities of handling even 30 people staying overnight and waiting for transport out."</w:t>
         <w:br/>
-        <w:t>Graphic</w:t>
+        <w:t>Mr. Kelly is well aware. After Mr. Biden changed the nation's asylum policies by executive order last month to try to slow the flow of migrants, the senator called Mr. Huish to ask if the change was working. But the flow of migrants had already slowed considerably, Mr. Huish said.</w:t>
         <w:br/>
+        <w:t>Now, he was focused on restoring an orderly flow of goods and people through a formal port of entry, complete with major infrastructure improvements that his senator, Mr. Kelly, is trying to secure.</w:t>
         <w:br/>
-        <w:t xml:space="preserve"> </w:t>
+        <w:t>If anything, Mr. Huish said, he is worried about Mr. Trump's promise of across-the-board tariffs on most imports, including those that would cross at a new Douglas port of entry.</w:t>
         <w:br/>
-        <w:t>Photos: Andre Dubus (Sarah Putnam) (pg. 33); Raymond Carver (Marion Ettlinger) (pg. 34); Richard Ford (Kurt Wilson) (pg. 35)</w:t>
+        <w:t>"That could be a problem," he said.</w:t>
+        <w:br/>
+        <w:t>PHOTOS: Mark Kelly at the White House, above; a 2013 hearing on gun violence with his wife, Gabrielle Giffords, who was injured in a shooting; and in 2006 with the crew of the Shuttle Discovery. As senator, he has pushed to make Douglas, Ariz., lower left, a U.S. point of entry. (PHOTOGRAPHS BY ROD LAMKEY, JR. FOR NEW YORK TIMES; DOUG MILLS/THE NEW YORK TIMES; CHANG W. LEE/THE NEW YORK TIMES; PAUL RATJE FOR THE NEW YORK TIMES) This article appeared in print on page A10.</w:t>
       </w:r>
     </w:p>
     <w:sectPr>

--- a/example_articles/setting/Rural/1.setting_Rural_New_York_Times.docx
+++ b/example_articles/setting/Rural/1.setting_Rural_New_York_Times.docx
@@ -7,7 +7,7 @@
         <w:pStyle w:val="Heading1"/>
       </w:pPr>
       <w:r>
-        <w:t>Spaceman, Senator, V.P. Pick? Kamala Harris Sizes Up Mark Kelly.</w:t>
+        <w:t>Mo Salah Gives Egyptians What We Need; Contributing Op-Ed Writer</w:t>
       </w:r>
     </w:p>
     <w:p>
@@ -17,22 +17,22 @@
     </w:p>
     <w:p>
       <w:r>
-        <w:t>Date: 2024-07-26</w:t>
+        <w:t>Date: 2018-06-18</w:t>
       </w:r>
     </w:p>
     <w:p>
       <w:r>
-        <w:t>Section: US; politics</w:t>
+        <w:t>Section: OPINION</w:t>
       </w:r>
     </w:p>
     <w:p>
       <w:r>
-        <w:t>Source file: NYT/2.DOCX</w:t>
+        <w:t>Source file: NYT/24.DOCX</w:t>
       </w:r>
     </w:p>
     <w:p>
       <w:r>
-        <w:t>Raw locations result, 'locations': ['Arizona']</w:t>
+        <w:t>Raw locations result, 'locations': ['Egypt']</w:t>
       </w:r>
     </w:p>
     <w:p>
@@ -49,83 +49,33 @@
     </w:p>
     <w:p>
       <w:r>
-        <w:t>The rugged border lands around Douglas, Ariz., dip through precipitous canyons and shoot skyward on rocky mountain walls, impossible terrain for a 30-foot steel bollard wall but not for the cartels smuggling people and contraband from Mexico.</w:t>
+        <w:t>CAIRO — The last time I watched a football match in its entirety was on June 12, 1990. Egypt was playing the Netherlands in the World Cup in Italy. I was 13 and watched the game on a small living-room television screen in Cairo, surrounded by my older cousins and their friends. We were a group of 20 Egyptians and one Dutch-Egyptian, whose loyalties were severely divided. It was Egypt's first appearance in a World Cup in 56 years.</w:t>
         <w:br/>
-        <w:t>Senator Mark Kelly, an Arizona Democrat under consideration to be Vice President Kamala Harris's running mate, knows this expanse well — a fact that even the state's Republicans acknowledge.</w:t>
+        <w:t>We're a country of more than 95 million people, and like much of the continent, football is our national sport. Judging from the streets on any day there is an important league match, a sizable majority of Egyptians are fans — many of them divided between the country's two most popular teams, Ahly and Zamalek, but united around the national team.</w:t>
         <w:br/>
-        <w:t>Donald Huish, the G.O.P. mayor of Douglas, recounted a phone call with Mr. Kelly two weeks ago, when the two men talked through progress on making the small city an official, expanded port of entry into the United States. The senator has pushed hard for the move, and Mr. Huish has embraced it. Both of them see the plan as a way to inject economic stability into the region and possibly defang the coyotes and cartels prowling the passes.</w:t>
+        <w:t>I grew up in Cairo, down the street from the headquarters of the Ahly team, and football was an almost inescapable element of daily life. It was always on the radio, on TV and in conversation around me. You were invariably asked about your affiliation, and for much of the nearly 30 years of President Hosni Mubarak's rule, it was thought that football could contain political dissent, at least at home. Mr. Mubarak spent heavily on the national team, propping up its profile and raising the stakes of its successes — so much so that a longstanding rivalry with Algeria's team devolved into rioting in 2009, and required the intervention of diplomats.</w:t>
         <w:br/>
-        <w:t>"What gets me about Senator Kelly is, yes, we're in touch with staff on the issues, but he personally calls me on a regular basis, and I feel comfortable calling him," said Mr. Huish, who identifies as a strongly conservative Republican. "I'm sure he's taken some heat from some of his party concerning the border, but he understands it."</w:t>
+        <w:t>Somehow I never caught football fever and neither did my brother. This might have been the result of a British education (which favors rugby) or the combined effect of our football-fanatic father's absence (he lived abroad) and our mother's blanket noninterest in sports. But Egypt's qualification for the World Cup this year would have been an event to celebrate with or without Mohamed Salah, the 25-year-old player who led Liverpool to the Champions League final with his record-setting 32 goals this season. His inclusion in the national squad, the Pharaohs, has made converts of us all.</w:t>
         <w:br/>
-        <w:t>Mr. Kelly, 60, is a relative newcomer to politics. But he would bring to the Democratic ticket a résumé as remarkable as any political consultant could dream of: He is the working-class son of New Jersey police officers, a Navy pilot who flew 39 combat missions off the U.S.S. Midway in Operation Desert Storm, and a NASA astronaut and engineer who collected debris from the Columbia disaster, commanded a shuttle as the United States returned to space and flew the Space Shuttle Endeavour's final mission.</w:t>
+        <w:t>With Egypt now playing in the World Cup, 28 years after the last time, billboards and posters celebrating the Pharaohs tower over many main streets of Cairo. Salah's name and face are plastered on T-shirts, of course, but also on shop doors and supermarket fliers, and on the cash register of our local dry cleaner. Although Salah sat out Egypt's first match on Friday because of an injury and the game ended in a 0-1 loss to Uruguay, fans still honked horns in the streets and waved the Egyptian flag out of car windows in joy.</w:t>
         <w:br/>
-        <w:t>Oh, and he is married to Gabrielle Giffords, the former Arizona representative whose near-fatal brain injury in a mass shooting made her a symbol against gun violence, in her battleground state and beyond.</w:t>
+        <w:t>It was through my sports-agnostic brother that I was introduced to Salah earlier this year, when I overheard him speaking to a friend with excitement (perhaps as a Muslim Londoner) about the Liverpool fans' chant: "Mo Salah — la la la la, la la la la la. If he's good enough for you, he's good enough for me. If he scores another few, then I'll be Muslim too." It was a gallery curator and art historian friend — usually hypercritical — who exclaimed with delight that I "had" to write about the British Museum's            "incredible" acquisition of Salah's football cleats, which have been displayed beside a monumental bust of Pharaoh Ramses II. A cousin who disavowed football over her husband's obsession with it has been bombarding a family WhatsApp group with daily postings on #MoSalah.</w:t>
         <w:br/>
-        <w:t>All of that could be hugely helpful to Ms. Harris as she tries to recapture momentum among working-class voters and keep Arizona, where former President Donald J. Trump has been gaining an edge, winnable for Democrats.</w:t>
+        <w:t>As a non-football-fan who has watched even more committed non-fans become passionate supporters, it is hard not to think of the excitement around Salah in symbolic political terms. First, for what he represents on the opposite side of the conservative populist current that has swept Europe and the United States, during this moment of Western anti-immigration rhetoric, Brexit and bans on Muslims. Salah is an underdog — an Egyptian, a Muslim, an immigrant — but with so many people rallying around and rooting for him, his miraculous talent is dispelling prejudice.</w:t>
         <w:br/>
-        <w:t>But Mr. Kelly's special appeal, beyond what other potential running mates from swing states could provide, is his expertise on the technical issues and politics of the U.S.-Mexico border, perhaps Ms. Harris's biggest vulnerability, his backers say.</w:t>
+        <w:t>As an Egyptian, I find it hard not to think of Salah also against the backdrop of the 2011 revolution. Although the feelings aren't quite comparable, the last time I felt myself leap inside, wanting to take to the streets with an Egyptian flag — as Salah inspires today — was in those early days of the uprising and through the first election the following year. Since then, though, the disappointments have been many and they have become extreme. There is a feeling of having lost ground as citizens — of no longer having any sway on the direction the country may take, as we felt we did back then.</w:t>
         <w:br/>
-        <w:t>"That's why I appreciate Senator Kelly: He sees the dichotomies, the differences, the challenges that are not all the same on the border," Mr. Huish said.</w:t>
+        <w:t>Salah was born to a modest, working-class family in a rural village 80 miles from Cairo; the place didn't have a proper medical center or ambulance unit until Salah reportedly donated money for their establishment. Salah, as a hero and symbol, doesn't bring back what we lost when the hopes of the revolution shattered, but he offers an antidote to the political battering the country has taken, and he suggests a sense of possibility even to young Egyptians from backgrounds like his. Football players have the status of pop stars in Egypt, and Salah's is the ultimate success story — not just a story of fame and riches. It is widely thought that if he ran for political office, he might be elected.</w:t>
         <w:br/>
-        <w:t>A Trump supporter, Mr. Huish said he was not a fan of Ms. Harris. "Her heart's in the right place," he said. "Her policies are in the wrong place." But if Mr. Kelly joined the ticket, he said, it would cause him to "struggle a little bit" with this vote.</w:t>
+        <w:t>Perhaps that's why his image is sometimes appropriated by others. A glaring example came earlier this month, at the Egyptian team's training camp in Chechnya, when he was reportedly roused from a nap for a photo opportunity with Ramzan A. Kadyrov, the Russian republic's autocratic leader.            A photograph of Salah shaking the hand of President Abdel Fattah el-           Sisi of Egyptcirculated in the state press and on social media after his record-setting season. When Egypt's antidrug agency            used Salah as the face of a video campaign in April, its social media pages received a combined 8.4 million views in 72 hours. Salah's success is being co-opted by the state, but the results aren't necessarily sinister: He is a genuinely unifying force, the one thing in Egypt that everyone seems invested in.</w:t>
         <w:br/>
-        <w:t>Other vice-presidential contenders, like Gov. Andy Beshear of Kentucky and Gov. Roy Cooper of North Carolina, have made their reputations by winning over Republican voters. Two other governors in the mix, Josh Shapiro of Pennsylvania and Gretchen Whitmer of Michigan, hail from states that are perhaps more crucial to Democratic fortunes than Arizona, which, while President Biden carried it narrowly in 2020, was more of a capstone to his victory than a linchpin.</w:t>
+        <w:t>Despite this, Salah isn't overtly political; he says it's for Egyptians, not Egypt, that he has put on the cleats of his national team. Yet he has power, and it comes from how, much like the revolution punctured the decades of stasis that preceded it, he is now puncturing the stark reality that has emerged since the revolution failed. Salah's success may not redeem the state of the nation, but he offers an escape from the present moment and a long history of political disappointments. Whether we win or lose in Tuesday's match against Russia, for Egyptians, Salah's existence alone feels like a win. As the Liverpool fans say, "Mo Salah is a gift from Allah."</w:t>
         <w:br/>
-        <w:t>Mr. Kelly's political identity is tied directly to his appeal to Republicans — not just voters but also politicians and personalities — in a state where the Grand Old Party is bitterly divided between old-line Republicans allied with the legacy of Senator John McCain and a new guard of Trump loyalists who hold their intraparty rivals in contempt.</w:t>
+        <w:t>Yasmine El Rashidi is the author of "The Battle for Egypt: Dispatches from the Revolution" and "Chronicle of a Last Summer: A Novel of Egypt."</w:t>
         <w:br/>
-        <w:t>As a fellow Navy combat pilot, Mr. Kelly bonded with Mr. McCain well before he entered politics, when he was best known in the state as Ms. Giffords's husband. He was elected to the Senate in 2020, beating Martha McSally, a fellow military pilot appointed to Mr. McCain's seat after his death, and then won a full term in 2022 by defeating a Trump-backed conservative, Blake Masters, by nearly five percentage points.</w:t>
+        <w:t xml:space="preserve">Ms. El Rashidi, a journalist and novelist, is a long-time resident of Cairo. </w:t>
         <w:br/>
-        <w:t>Meghan McCain, a conservative media personality and the senator's daughter, estimated that about 15 percent of Arizona Republicans remained in the McCain wing. Mr. Kelly has been "not just respectful" to her father's legacy, she said, but "I'd go so far as deferential."</w:t>
-        <w:br/>
-        <w:t>"He's smart, he's charismatic, he has a vision," Cindy McCain, Mr. McCain's widow, said in an interview. "You look at his record and who he is as a person, he's a very lovely man, and of course he brings Arizona."</w:t>
-        <w:br/>
-        <w:t>With Mr. Kelly's personal history comes a mystique that cannot be manufactured. Paul Fujimura, a former Naval flight officer who flew an A-6 Intruder with Mr. Kelly for two years, remembered being asked during the Gulf War to go after an Iraqi patrol boat making a run for it out of Kuwait Harbor. Mr. Kelly wanted to attack, but that meant a hard, 135-degree turn at 200 feet above the water, under heavy antiaircraft fire, and bringing another plane that was flying cover with them. At Mr. Kelly's order, they went ahead and sank the boat.</w:t>
-        <w:br/>
-        <w:t>"To order somebody else to go forward and put their life on the line is a heavy, heavy, heavy responsibility," said Mr. Fujimura, a senior official in the Transportation Security Administration who this weekend will take over international programs at the U.S. Naval Academy. "You've got to be decisive, and you have to commit. It takes courage."</w:t>
-        <w:br/>
-        <w:t>During Ms. Giffords's first House run, in 2006, women at her campaign events wanted to know if she was really dating an astronaut, and if so, what was he like. As she painstakingly recovered from her brain injury, he was seen in the state as her steadfast supporter, even from space.</w:t>
-        <w:br/>
-        <w:t>His willingness to stand by — and sometimes in the shadow of — a famous political woman has not been lost on Ms. Harris's team, Democrats say. He has ties to the vice president from their time together in the Capitol, where she has served as the tiebreaking president of the Senate. His Senate chief of staff, Jennifer Cox, came from his wife's sprawling political operation and is on leave to lead the Harris campaign in Arizona.</w:t>
-        <w:br/>
-        <w:t>His standard campaign uniform, a Navy flight jacket and ship cap, is recognizable with blue-collar audiences anywhere; he has been stumping with endangered Senate Democrats across the country. He even has cordial relations with Elon Musk, now an avatar of the right, having served on a safety panel for Mr. Musk's company SpaceX.</w:t>
-        <w:br/>
-        <w:t>And Arizona Democrats are behind him. The state party's executive board on Wednesday formally endorsed Mr. Kelly to be the vice-presidential nominee.</w:t>
-        <w:br/>
-        <w:t>"It would be good for Arizona as a border state, and it would be good for our country," said Raquel Terán, a former chair of the Arizona Democratic Party now running for the House. "He is a coalition builder, and he knows how to get things done."</w:t>
-        <w:br/>
-        <w:t>Mr. Kelly, who declined to be interviewed for this article, has his drawbacks. If a Harris-Kelly ticket captured the White House, the Democratic governor of Arizona, Katie Hobbs, would appoint a Democratic replacement for Mr. Kelly in the Senate next year, but the seat would be subject to an early special election in 2026, potentially putting it at risk. (Mr. Kelly does not face re-election until 2028.)</w:t>
-        <w:br/>
-        <w:t>Daniel Scarpinato, a Republican operative in the state, noted that Mr. Kelly was not a barnburner on the stump. In Washington, the senator has often been overshadowed legislatively by Senator Kyrsten Sinema, the Democrat-turned-independent who helped craft some of Mr. Biden's signature accomplishments, especially the infrastructure law.</w:t>
-        <w:br/>
-        <w:t>Mr. Kelly has also not faced the harsh spotlight of a national campaign, and has potential political liabilities like a high-altitude surveillance balloon company he helped found with Chinese venture capital, Mr. Scarpinato said.</w:t>
-        <w:br/>
-        <w:t>But like other Republicans, Mr. Scarpinato circled back to the border, and Mr. Kelly's deft handling of it, as a huge boon to a Democratic ticket.</w:t>
-        <w:br/>
-        <w:t>John Giles, the Republican mayor of Mesa, Ariz., a sprawling suburb of Phoenix in critical Maricopa County, agreed.</w:t>
-        <w:br/>
-        <w:t>"He's a wonky, nerdy guy who has to know the details of how things work," he said. "He's not a superficial guy."</w:t>
-        <w:br/>
-        <w:t>Mr. Kelly's approach to the border embraces barriers like Mr. Trump's wall in some places, though not across the entire frontier. He has also called for an immigration policy that treats migrants with respect and maintains asylum options. Most of all, he has pushed back against politicians (he does not say Republicans) who have swept into Arizona's borderlands since the George W. Bush administration, held photo opportunities and partisan news conferences, and then returned to Washington only to snuff out legislative solutions and preserve their political talking points.</w:t>
-        <w:br/>
-        <w:t>Local officials say Mr. Kelly is attuned to the complexities of the issue and grasps the difference between a smuggler's haven like Cochise County, which includes Douglas, and a major port of entry like Yuma, Ariz., where migrants cross legally, appeal for asylum and are often released pending their court date.</w:t>
-        <w:br/>
-        <w:t>Douglas's police chief, Kraig Fullen, remembered when the only border barrier between his city and its southern sister, Agua Prieta, was a dilapidated fence. Now, there are immigration officials, surveillance cameras and a towering metal fence the color of rust.</w:t>
-        <w:br/>
-        <w:t>As Mexican criminal organizations have grown more sophisticated, law enforcement officials said, their smuggling operations have, too. Sheriff's deputies arrest people from across the country, some of them teenagers, who have been lured on social media apps like TikTok to drive migrants through the desert for a few thousand dollars a night.</w:t>
-        <w:br/>
-        <w:t>When the numbers of migrants began to climb to new heights last year, a Catholic church in Douglas transformed itself into a shelter. Volunteers collected donations and helped the newcomers.</w:t>
-        <w:br/>
-        <w:t>"We're a town of 17,000," said Mr. Huish, the Douglas mayor. "We have zero capabilities of handling even 30 people staying overnight and waiting for transport out."</w:t>
-        <w:br/>
-        <w:t>Mr. Kelly is well aware. After Mr. Biden changed the nation's asylum policies by executive order last month to try to slow the flow of migrants, the senator called Mr. Huish to ask if the change was working. But the flow of migrants had already slowed considerably, Mr. Huish said.</w:t>
-        <w:br/>
-        <w:t>Now, he was focused on restoring an orderly flow of goods and people through a formal port of entry, complete with major infrastructure improvements that his senator, Mr. Kelly, is trying to secure.</w:t>
-        <w:br/>
-        <w:t>If anything, Mr. Huish said, he is worried about Mr. Trump's promise of across-the-board tariffs on most imports, including those that would cross at a new Douglas port of entry.</w:t>
-        <w:br/>
-        <w:t>"That could be a problem," he said.</w:t>
-        <w:br/>
-        <w:t>PHOTOS: Mark Kelly at the White House, above; a 2013 hearing on gun violence with his wife, Gabrielle Giffords, who was injured in a shooting; and in 2006 with the crew of the Shuttle Discovery. As senator, he has pushed to make Douglas, Ariz., lower left, a U.S. point of entry. (PHOTOGRAPHS BY ROD LAMKEY, JR. FOR NEW YORK TIMES; DOUG MILLS/THE NEW YORK TIMES; CHANG W. LEE/THE NEW YORK TIMES; PAUL RATJE FOR THE NEW YORK TIMES) This article appeared in print on page A10.</w:t>
+        <w:t>PHOTO: A man in Mohamed Salah's home village of Nagrig, Egypt, wearing a football jersey with the athlete's name on it. (PHOTOGRAPH BY Sima Diab for The New York Times FOR THE NEW YORK TIMES)</w:t>
       </w:r>
     </w:p>
     <w:sectPr>
